--- a/docs/AI-Engineering-Log.docx
+++ b/docs/AI-Engineering-Log.docx
@@ -70,27 +70,31 @@
     <w:tbl>
       <w:tblPr>
         <w:tblStyle w:val="TableGrid"/>
-        <w:tblW w:w="14670" w:type="dxa"/>
+        <w:tblW w:w="14929" w:type="dxa"/>
         <w:tblInd w:w="-815" w:type="dxa"/>
         <w:tblLook w:val="04A0" w:firstRow="1" w:lastRow="0" w:firstColumn="1" w:lastColumn="0" w:noHBand="0" w:noVBand="1"/>
       </w:tblPr>
       <w:tblGrid>
-        <w:gridCol w:w="1167"/>
-        <w:gridCol w:w="1449"/>
-        <w:gridCol w:w="1419"/>
-        <w:gridCol w:w="1756"/>
-        <w:gridCol w:w="1466"/>
-        <w:gridCol w:w="3785"/>
+        <w:gridCol w:w="1278"/>
+        <w:gridCol w:w="1448"/>
+        <w:gridCol w:w="1234"/>
+        <w:gridCol w:w="2160"/>
+        <w:gridCol w:w="1525"/>
+        <w:gridCol w:w="3656"/>
         <w:gridCol w:w="3628"/>
       </w:tblGrid>
       <w:tr>
-        <w:tc>
-          <w:tcPr>
-            <w:tcW w:w="919" w:type="dxa"/>
-            <w:hideMark/>
-          </w:tcPr>
-          <w:p>
-            <w:pPr>
+        <w:trPr>
+          <w:cantSplit/>
+        </w:trPr>
+        <w:tc>
+          <w:tcPr>
+            <w:tcW w:w="1278" w:type="dxa"/>
+            <w:hideMark/>
+          </w:tcPr>
+          <w:p>
+            <w:pPr>
+              <w:keepNext/>
               <w:spacing w:after="160" w:line="259" w:lineRule="auto"/>
             </w:pPr>
             <w:r>
@@ -103,11 +107,12 @@
         </w:tc>
         <w:tc>
           <w:tcPr>
-            <w:tcW w:w="1464" w:type="dxa"/>
-            <w:hideMark/>
-          </w:tcPr>
-          <w:p>
-            <w:pPr>
+            <w:tcW w:w="1448" w:type="dxa"/>
+            <w:hideMark/>
+          </w:tcPr>
+          <w:p>
+            <w:pPr>
+              <w:keepNext/>
               <w:spacing w:after="160" w:line="259" w:lineRule="auto"/>
             </w:pPr>
             <w:r>
@@ -120,11 +125,12 @@
         </w:tc>
         <w:tc>
           <w:tcPr>
-            <w:tcW w:w="1643" w:type="dxa"/>
-            <w:hideMark/>
-          </w:tcPr>
-          <w:p>
-            <w:pPr>
+            <w:tcW w:w="1234" w:type="dxa"/>
+            <w:hideMark/>
+          </w:tcPr>
+          <w:p>
+            <w:pPr>
+              <w:keepNext/>
               <w:spacing w:after="160" w:line="259" w:lineRule="auto"/>
             </w:pPr>
             <w:r>
@@ -137,11 +143,12 @@
         </w:tc>
         <w:tc>
           <w:tcPr>
-            <w:tcW w:w="1941" w:type="dxa"/>
-            <w:hideMark/>
-          </w:tcPr>
-          <w:p>
-            <w:pPr>
+            <w:tcW w:w="2160" w:type="dxa"/>
+            <w:hideMark/>
+          </w:tcPr>
+          <w:p>
+            <w:pPr>
+              <w:keepNext/>
               <w:spacing w:after="160" w:line="259" w:lineRule="auto"/>
             </w:pPr>
             <w:r>
@@ -154,11 +161,12 @@
         </w:tc>
         <w:tc>
           <w:tcPr>
-            <w:tcW w:w="1697" w:type="dxa"/>
-            <w:hideMark/>
-          </w:tcPr>
-          <w:p>
-            <w:pPr>
+            <w:tcW w:w="1525" w:type="dxa"/>
+            <w:hideMark/>
+          </w:tcPr>
+          <w:p>
+            <w:pPr>
+              <w:keepNext/>
               <w:spacing w:after="160" w:line="259" w:lineRule="auto"/>
             </w:pPr>
             <w:r>
@@ -171,11 +179,12 @@
         </w:tc>
         <w:tc>
           <w:tcPr>
-            <w:tcW w:w="5116" w:type="dxa"/>
-            <w:hideMark/>
-          </w:tcPr>
-          <w:p>
-            <w:pPr>
+            <w:tcW w:w="3656" w:type="dxa"/>
+            <w:hideMark/>
+          </w:tcPr>
+          <w:p>
+            <w:pPr>
+              <w:keepNext/>
               <w:spacing w:after="160" w:line="259" w:lineRule="auto"/>
             </w:pPr>
             <w:r>
@@ -188,11 +197,12 @@
         </w:tc>
         <w:tc>
           <w:tcPr>
-            <w:tcW w:w="1890" w:type="dxa"/>
-            <w:hideMark/>
-          </w:tcPr>
-          <w:p>
-            <w:pPr>
+            <w:tcW w:w="3628" w:type="dxa"/>
+            <w:hideMark/>
+          </w:tcPr>
+          <w:p>
+            <w:pPr>
+              <w:keepNext/>
               <w:spacing w:after="160" w:line="259" w:lineRule="auto"/>
               <w:ind w:left="250"/>
             </w:pPr>
@@ -206,9 +216,12 @@
         </w:tc>
       </w:tr>
       <w:tr>
-        <w:tc>
-          <w:tcPr>
-            <w:tcW w:w="919" w:type="dxa"/>
+        <w:trPr>
+          <w:cantSplit/>
+        </w:trPr>
+        <w:tc>
+          <w:tcPr>
+            <w:tcW w:w="1278" w:type="dxa"/>
             <w:hideMark/>
           </w:tcPr>
           <w:p>
@@ -230,7 +243,7 @@
         </w:tc>
         <w:tc>
           <w:tcPr>
-            <w:tcW w:w="1464" w:type="dxa"/>
+            <w:tcW w:w="1448" w:type="dxa"/>
             <w:hideMark/>
           </w:tcPr>
           <w:p>
@@ -244,7 +257,7 @@
         </w:tc>
         <w:tc>
           <w:tcPr>
-            <w:tcW w:w="1643" w:type="dxa"/>
+            <w:tcW w:w="1234" w:type="dxa"/>
             <w:hideMark/>
           </w:tcPr>
           <w:p>
@@ -258,7 +271,7 @@
         </w:tc>
         <w:tc>
           <w:tcPr>
-            <w:tcW w:w="1941" w:type="dxa"/>
+            <w:tcW w:w="2160" w:type="dxa"/>
             <w:hideMark/>
           </w:tcPr>
           <w:p>
@@ -272,7 +285,7 @@
         </w:tc>
         <w:tc>
           <w:tcPr>
-            <w:tcW w:w="1697" w:type="dxa"/>
+            <w:tcW w:w="1525" w:type="dxa"/>
             <w:hideMark/>
           </w:tcPr>
           <w:p>
@@ -286,7 +299,7 @@
         </w:tc>
         <w:tc>
           <w:tcPr>
-            <w:tcW w:w="5116" w:type="dxa"/>
+            <w:tcW w:w="3656" w:type="dxa"/>
             <w:hideMark/>
           </w:tcPr>
           <w:p>
@@ -300,7 +313,7 @@
         </w:tc>
         <w:tc>
           <w:tcPr>
-            <w:tcW w:w="1890" w:type="dxa"/>
+            <w:tcW w:w="3628" w:type="dxa"/>
             <w:hideMark/>
           </w:tcPr>
           <w:p>
@@ -314,9 +327,12 @@
         </w:tc>
       </w:tr>
       <w:tr>
-        <w:tc>
-          <w:tcPr>
-            <w:tcW w:w="919" w:type="dxa"/>
+        <w:trPr>
+          <w:cantSplit/>
+        </w:trPr>
+        <w:tc>
+          <w:tcPr>
+            <w:tcW w:w="1278" w:type="dxa"/>
             <w:hideMark/>
           </w:tcPr>
           <w:p>
@@ -338,7 +354,7 @@
         </w:tc>
         <w:tc>
           <w:tcPr>
-            <w:tcW w:w="1464" w:type="dxa"/>
+            <w:tcW w:w="1448" w:type="dxa"/>
             <w:hideMark/>
           </w:tcPr>
           <w:p>
@@ -352,7 +368,7 @@
         </w:tc>
         <w:tc>
           <w:tcPr>
-            <w:tcW w:w="1643" w:type="dxa"/>
+            <w:tcW w:w="1234" w:type="dxa"/>
             <w:hideMark/>
           </w:tcPr>
           <w:p>
@@ -366,7 +382,7 @@
         </w:tc>
         <w:tc>
           <w:tcPr>
-            <w:tcW w:w="1941" w:type="dxa"/>
+            <w:tcW w:w="2160" w:type="dxa"/>
             <w:hideMark/>
           </w:tcPr>
           <w:p>
@@ -386,7 +402,7 @@
         </w:tc>
         <w:tc>
           <w:tcPr>
-            <w:tcW w:w="1697" w:type="dxa"/>
+            <w:tcW w:w="1525" w:type="dxa"/>
             <w:hideMark/>
           </w:tcPr>
           <w:p>
@@ -400,7 +416,7 @@
         </w:tc>
         <w:tc>
           <w:tcPr>
-            <w:tcW w:w="5116" w:type="dxa"/>
+            <w:tcW w:w="3656" w:type="dxa"/>
             <w:hideMark/>
           </w:tcPr>
           <w:p>
@@ -414,7 +430,7 @@
         </w:tc>
         <w:tc>
           <w:tcPr>
-            <w:tcW w:w="1890" w:type="dxa"/>
+            <w:tcW w:w="3628" w:type="dxa"/>
             <w:hideMark/>
           </w:tcPr>
           <w:p>
@@ -428,141 +444,186 @@
         </w:tc>
       </w:tr>
       <w:tr>
-        <w:tc>
-          <w:tcPr>
-            <w:tcW w:w="919" w:type="dxa"/>
-          </w:tcPr>
-          <w:p>
-            <w:pPr>
-              <w:spacing w:after="160" w:line="259" w:lineRule="auto"/>
-            </w:pPr>
-          </w:p>
-        </w:tc>
-        <w:tc>
-          <w:tcPr>
-            <w:tcW w:w="1464" w:type="dxa"/>
-          </w:tcPr>
-          <w:p>
-            <w:pPr>
-              <w:spacing w:after="160" w:line="259" w:lineRule="auto"/>
-            </w:pPr>
-          </w:p>
-        </w:tc>
-        <w:tc>
-          <w:tcPr>
-            <w:tcW w:w="1643" w:type="dxa"/>
-          </w:tcPr>
-          <w:p>
-            <w:pPr>
-              <w:spacing w:after="160" w:line="259" w:lineRule="auto"/>
-            </w:pPr>
-          </w:p>
-        </w:tc>
-        <w:tc>
-          <w:tcPr>
-            <w:tcW w:w="1941" w:type="dxa"/>
-          </w:tcPr>
-          <w:p>
-            <w:pPr>
-              <w:spacing w:after="160" w:line="259" w:lineRule="auto"/>
-            </w:pPr>
-          </w:p>
-        </w:tc>
-        <w:tc>
-          <w:tcPr>
-            <w:tcW w:w="1697" w:type="dxa"/>
-          </w:tcPr>
-          <w:p>
-            <w:pPr>
-              <w:spacing w:after="160" w:line="259" w:lineRule="auto"/>
-            </w:pPr>
-          </w:p>
-        </w:tc>
-        <w:tc>
-          <w:tcPr>
-            <w:tcW w:w="5116" w:type="dxa"/>
-          </w:tcPr>
-          <w:p>
-            <w:pPr>
-              <w:spacing w:after="160" w:line="259" w:lineRule="auto"/>
-            </w:pPr>
-          </w:p>
-        </w:tc>
-        <w:tc>
-          <w:tcPr>
-            <w:tcW w:w="1890" w:type="dxa"/>
-          </w:tcPr>
-          <w:p>
-            <w:pPr>
-              <w:spacing w:after="160" w:line="259" w:lineRule="auto"/>
-            </w:pPr>
+        <w:trPr>
+          <w:cantSplit/>
+        </w:trPr>
+        <w:tc>
+          <w:tcPr>
+            <w:tcW w:w="1278" w:type="dxa"/>
+          </w:tcPr>
+          <w:p>
+            <w:pPr>
+              <w:spacing w:after="160" w:line="259" w:lineRule="auto"/>
+            </w:pPr>
+            <w:r>
+              <w:t>17/10/2026</w:t>
+            </w:r>
+          </w:p>
+          <w:p>
+            <w:pPr>
+              <w:spacing w:after="160" w:line="259" w:lineRule="auto"/>
+            </w:pPr>
+            <w:r>
+              <w:t>(Angom Joyce)</w:t>
+            </w:r>
+          </w:p>
+        </w:tc>
+        <w:tc>
+          <w:tcPr>
+            <w:tcW w:w="1448" w:type="dxa"/>
+          </w:tcPr>
+          <w:p>
+            <w:pPr>
+              <w:spacing w:after="160" w:line="259" w:lineRule="auto"/>
+            </w:pPr>
+            <w:r>
+              <w:t>Troubleshoot Groq Api errors</w:t>
+            </w:r>
+          </w:p>
+        </w:tc>
+        <w:tc>
+          <w:tcPr>
+            <w:tcW w:w="1234" w:type="dxa"/>
+          </w:tcPr>
+          <w:p>
+            <w:pPr>
+              <w:spacing w:after="160" w:line="259" w:lineRule="auto"/>
+            </w:pPr>
+            <w:r>
+              <w:t>ChatGPT</w:t>
+            </w:r>
+          </w:p>
+        </w:tc>
+        <w:tc>
+          <w:tcPr>
+            <w:tcW w:w="2160" w:type="dxa"/>
+          </w:tcPr>
+          <w:p>
+            <w:pPr>
+              <w:spacing w:after="160" w:line="259" w:lineRule="auto"/>
+            </w:pPr>
+            <w:r>
+              <w:t xml:space="preserve">Helped investigate the HTTP 413 request-too-large error and rate-limit </w:t>
+            </w:r>
+            <w:r>
+              <w:lastRenderedPageBreak/>
+              <w:t>errors during code generation. Suggested reducing the amount of context sent to Groq, limiting retrieved documents and managing API requests.</w:t>
+            </w:r>
+          </w:p>
+        </w:tc>
+        <w:tc>
+          <w:tcPr>
+            <w:tcW w:w="1525" w:type="dxa"/>
+          </w:tcPr>
+          <w:p>
+            <w:pPr>
+              <w:spacing w:after="160" w:line="259" w:lineRule="auto"/>
+            </w:pPr>
+            <w:r>
+              <w:lastRenderedPageBreak/>
+              <w:t>Accepted suggestions for further testing</w:t>
+            </w:r>
+          </w:p>
+        </w:tc>
+        <w:tc>
+          <w:tcPr>
+            <w:tcW w:w="3656" w:type="dxa"/>
+          </w:tcPr>
+          <w:p>
+            <w:pPr>
+              <w:spacing w:after="160" w:line="259" w:lineRule="auto"/>
+            </w:pPr>
+            <w:r>
+              <w:t xml:space="preserve">We identified that the QA Agent may be sending too much information to the model. We decided to review how context is retrieved and sent before </w:t>
+            </w:r>
+            <w:r>
+              <w:lastRenderedPageBreak/>
+              <w:t>making changes. The fixes still need to be tested.</w:t>
+            </w:r>
+          </w:p>
+        </w:tc>
+        <w:tc>
+          <w:tcPr>
+            <w:tcW w:w="3628" w:type="dxa"/>
+          </w:tcPr>
+          <w:p>
+            <w:pPr>
+              <w:spacing w:after="160" w:line="259" w:lineRule="auto"/>
+            </w:pPr>
+            <w:r>
+              <w:lastRenderedPageBreak/>
+              <w:t>https://chatgpt.com/share/6ada20ff-c31c-83e8-b283-249c0be588d4</w:t>
+            </w:r>
           </w:p>
         </w:tc>
       </w:tr>
       <w:tr>
-        <w:tc>
-          <w:tcPr>
-            <w:tcW w:w="919" w:type="dxa"/>
-          </w:tcPr>
-          <w:p>
-            <w:pPr>
-              <w:spacing w:after="160" w:line="259" w:lineRule="auto"/>
-            </w:pPr>
-          </w:p>
-        </w:tc>
-        <w:tc>
-          <w:tcPr>
-            <w:tcW w:w="1464" w:type="dxa"/>
-          </w:tcPr>
-          <w:p>
-            <w:pPr>
-              <w:spacing w:after="160" w:line="259" w:lineRule="auto"/>
-            </w:pPr>
-          </w:p>
-        </w:tc>
-        <w:tc>
-          <w:tcPr>
-            <w:tcW w:w="1643" w:type="dxa"/>
-          </w:tcPr>
-          <w:p>
-            <w:pPr>
-              <w:spacing w:after="160" w:line="259" w:lineRule="auto"/>
-            </w:pPr>
-          </w:p>
-        </w:tc>
-        <w:tc>
-          <w:tcPr>
-            <w:tcW w:w="1941" w:type="dxa"/>
-          </w:tcPr>
-          <w:p>
-            <w:pPr>
-              <w:spacing w:after="160" w:line="259" w:lineRule="auto"/>
-            </w:pPr>
-          </w:p>
-        </w:tc>
-        <w:tc>
-          <w:tcPr>
-            <w:tcW w:w="1697" w:type="dxa"/>
-          </w:tcPr>
-          <w:p>
-            <w:pPr>
-              <w:spacing w:after="160" w:line="259" w:lineRule="auto"/>
-            </w:pPr>
-          </w:p>
-        </w:tc>
-        <w:tc>
-          <w:tcPr>
-            <w:tcW w:w="5116" w:type="dxa"/>
-          </w:tcPr>
-          <w:p>
-            <w:pPr>
-              <w:spacing w:after="160" w:line="259" w:lineRule="auto"/>
-            </w:pPr>
-          </w:p>
-        </w:tc>
-        <w:tc>
-          <w:tcPr>
-            <w:tcW w:w="1890" w:type="dxa"/>
+        <w:trPr>
+          <w:cantSplit/>
+        </w:trPr>
+        <w:tc>
+          <w:tcPr>
+            <w:tcW w:w="1278" w:type="dxa"/>
+          </w:tcPr>
+          <w:p>
+            <w:pPr>
+              <w:spacing w:after="160" w:line="259" w:lineRule="auto"/>
+            </w:pPr>
+          </w:p>
+        </w:tc>
+        <w:tc>
+          <w:tcPr>
+            <w:tcW w:w="1448" w:type="dxa"/>
+          </w:tcPr>
+          <w:p>
+            <w:pPr>
+              <w:spacing w:after="160" w:line="259" w:lineRule="auto"/>
+            </w:pPr>
+          </w:p>
+        </w:tc>
+        <w:tc>
+          <w:tcPr>
+            <w:tcW w:w="1234" w:type="dxa"/>
+          </w:tcPr>
+          <w:p>
+            <w:pPr>
+              <w:spacing w:after="160" w:line="259" w:lineRule="auto"/>
+            </w:pPr>
+          </w:p>
+        </w:tc>
+        <w:tc>
+          <w:tcPr>
+            <w:tcW w:w="2160" w:type="dxa"/>
+          </w:tcPr>
+          <w:p>
+            <w:pPr>
+              <w:spacing w:after="160" w:line="259" w:lineRule="auto"/>
+            </w:pPr>
+          </w:p>
+        </w:tc>
+        <w:tc>
+          <w:tcPr>
+            <w:tcW w:w="1525" w:type="dxa"/>
+          </w:tcPr>
+          <w:p>
+            <w:pPr>
+              <w:spacing w:after="160" w:line="259" w:lineRule="auto"/>
+            </w:pPr>
+          </w:p>
+        </w:tc>
+        <w:tc>
+          <w:tcPr>
+            <w:tcW w:w="3656" w:type="dxa"/>
+          </w:tcPr>
+          <w:p>
+            <w:pPr>
+              <w:spacing w:after="160" w:line="259" w:lineRule="auto"/>
+            </w:pPr>
+          </w:p>
+        </w:tc>
+        <w:tc>
+          <w:tcPr>
+            <w:tcW w:w="3628" w:type="dxa"/>
           </w:tcPr>
           <w:p>
             <w:pPr>
@@ -572,69 +633,72 @@
         </w:tc>
       </w:tr>
       <w:tr>
-        <w:tc>
-          <w:tcPr>
-            <w:tcW w:w="919" w:type="dxa"/>
-          </w:tcPr>
-          <w:p>
-            <w:pPr>
-              <w:spacing w:after="160" w:line="259" w:lineRule="auto"/>
-            </w:pPr>
-          </w:p>
-        </w:tc>
-        <w:tc>
-          <w:tcPr>
-            <w:tcW w:w="1464" w:type="dxa"/>
-          </w:tcPr>
-          <w:p>
-            <w:pPr>
-              <w:spacing w:after="160" w:line="259" w:lineRule="auto"/>
-            </w:pPr>
-          </w:p>
-        </w:tc>
-        <w:tc>
-          <w:tcPr>
-            <w:tcW w:w="1643" w:type="dxa"/>
-          </w:tcPr>
-          <w:p>
-            <w:pPr>
-              <w:spacing w:after="160" w:line="259" w:lineRule="auto"/>
-            </w:pPr>
-          </w:p>
-        </w:tc>
-        <w:tc>
-          <w:tcPr>
-            <w:tcW w:w="1941" w:type="dxa"/>
-          </w:tcPr>
-          <w:p>
-            <w:pPr>
-              <w:spacing w:after="160" w:line="259" w:lineRule="auto"/>
-            </w:pPr>
-          </w:p>
-        </w:tc>
-        <w:tc>
-          <w:tcPr>
-            <w:tcW w:w="1697" w:type="dxa"/>
-          </w:tcPr>
-          <w:p>
-            <w:pPr>
-              <w:spacing w:after="160" w:line="259" w:lineRule="auto"/>
-            </w:pPr>
-          </w:p>
-        </w:tc>
-        <w:tc>
-          <w:tcPr>
-            <w:tcW w:w="5116" w:type="dxa"/>
-          </w:tcPr>
-          <w:p>
-            <w:pPr>
-              <w:spacing w:after="160" w:line="259" w:lineRule="auto"/>
-            </w:pPr>
-          </w:p>
-        </w:tc>
-        <w:tc>
-          <w:tcPr>
-            <w:tcW w:w="1890" w:type="dxa"/>
+        <w:trPr>
+          <w:cantSplit/>
+        </w:trPr>
+        <w:tc>
+          <w:tcPr>
+            <w:tcW w:w="1278" w:type="dxa"/>
+          </w:tcPr>
+          <w:p>
+            <w:pPr>
+              <w:spacing w:after="160" w:line="259" w:lineRule="auto"/>
+            </w:pPr>
+          </w:p>
+        </w:tc>
+        <w:tc>
+          <w:tcPr>
+            <w:tcW w:w="1448" w:type="dxa"/>
+          </w:tcPr>
+          <w:p>
+            <w:pPr>
+              <w:spacing w:after="160" w:line="259" w:lineRule="auto"/>
+            </w:pPr>
+          </w:p>
+        </w:tc>
+        <w:tc>
+          <w:tcPr>
+            <w:tcW w:w="1234" w:type="dxa"/>
+          </w:tcPr>
+          <w:p>
+            <w:pPr>
+              <w:spacing w:after="160" w:line="259" w:lineRule="auto"/>
+            </w:pPr>
+          </w:p>
+        </w:tc>
+        <w:tc>
+          <w:tcPr>
+            <w:tcW w:w="2160" w:type="dxa"/>
+          </w:tcPr>
+          <w:p>
+            <w:pPr>
+              <w:spacing w:after="160" w:line="259" w:lineRule="auto"/>
+            </w:pPr>
+          </w:p>
+        </w:tc>
+        <w:tc>
+          <w:tcPr>
+            <w:tcW w:w="1525" w:type="dxa"/>
+          </w:tcPr>
+          <w:p>
+            <w:pPr>
+              <w:spacing w:after="160" w:line="259" w:lineRule="auto"/>
+            </w:pPr>
+          </w:p>
+        </w:tc>
+        <w:tc>
+          <w:tcPr>
+            <w:tcW w:w="3656" w:type="dxa"/>
+          </w:tcPr>
+          <w:p>
+            <w:pPr>
+              <w:spacing w:after="160" w:line="259" w:lineRule="auto"/>
+            </w:pPr>
+          </w:p>
+        </w:tc>
+        <w:tc>
+          <w:tcPr>
+            <w:tcW w:w="3628" w:type="dxa"/>
           </w:tcPr>
           <w:p>
             <w:pPr>
@@ -647,45 +711,48 @@
         </w:tc>
       </w:tr>
       <w:tr>
-        <w:tc>
-          <w:tcPr>
-            <w:tcW w:w="919" w:type="dxa"/>
+        <w:trPr>
+          <w:cantSplit/>
+        </w:trPr>
+        <w:tc>
+          <w:tcPr>
+            <w:tcW w:w="1278" w:type="dxa"/>
           </w:tcPr>
           <w:p/>
         </w:tc>
         <w:tc>
           <w:tcPr>
-            <w:tcW w:w="1464" w:type="dxa"/>
+            <w:tcW w:w="1448" w:type="dxa"/>
           </w:tcPr>
           <w:p/>
         </w:tc>
         <w:tc>
           <w:tcPr>
-            <w:tcW w:w="1643" w:type="dxa"/>
+            <w:tcW w:w="1234" w:type="dxa"/>
           </w:tcPr>
           <w:p/>
         </w:tc>
         <w:tc>
           <w:tcPr>
-            <w:tcW w:w="1941" w:type="dxa"/>
+            <w:tcW w:w="2160" w:type="dxa"/>
           </w:tcPr>
           <w:p/>
         </w:tc>
         <w:tc>
           <w:tcPr>
-            <w:tcW w:w="1697" w:type="dxa"/>
+            <w:tcW w:w="1525" w:type="dxa"/>
           </w:tcPr>
           <w:p/>
         </w:tc>
         <w:tc>
           <w:tcPr>
-            <w:tcW w:w="5116" w:type="dxa"/>
+            <w:tcW w:w="3656" w:type="dxa"/>
           </w:tcPr>
           <w:p/>
         </w:tc>
         <w:tc>
           <w:tcPr>
-            <w:tcW w:w="1890" w:type="dxa"/>
+            <w:tcW w:w="3628" w:type="dxa"/>
           </w:tcPr>
           <w:p>
             <w:pPr>
@@ -693,6 +760,158 @@
                 <w:tab w:val="left" w:pos="1710"/>
               </w:tabs>
             </w:pPr>
+          </w:p>
+        </w:tc>
+      </w:tr>
+      <w:tr>
+        <w:trPr>
+          <w:cantSplit/>
+        </w:trPr>
+        <w:tc>
+          <w:tcPr>
+            <w:tcW w:type="dxa" w:w="1278"/>
+          </w:tcPr>
+          <w:p>
+            <w:r>
+              <w:t>22/10/2026</w:t>
+              <w:br/>
+              <w:t>Automated assistance session</w:t>
+            </w:r>
+          </w:p>
+        </w:tc>
+        <w:tc>
+          <w:tcPr>
+            <w:tcW w:type="dxa" w:w="1448"/>
+          </w:tcPr>
+          <w:p>
+            <w:r>
+              <w:t>Execute pending scenarios and update evidence</w:t>
+            </w:r>
+          </w:p>
+        </w:tc>
+        <w:tc>
+          <w:tcPr>
+            <w:tcW w:type="dxa" w:w="1234"/>
+          </w:tcPr>
+          <w:p>
+            <w:r>
+              <w:t>Codex; Groq qwen/qwen3.8-27b</w:t>
+            </w:r>
+          </w:p>
+        </w:tc>
+        <w:tc>
+          <w:tcPr>
+            <w:tcW w:type="dxa" w:w="2160"/>
+          </w:tcPr>
+          <w:p>
+            <w:r>
+              <w:t>Built a scenario harness, ran local and live checks, reviewed answers and revised evaluation documents.</w:t>
+            </w:r>
+          </w:p>
+        </w:tc>
+        <w:tc>
+          <w:tcPr>
+            <w:tcW w:type="dxa" w:w="1525"/>
+          </w:tcPr>
+          <w:p>
+            <w:r>
+              <w:t>Implemented and checked; human acceptance review remains separate</w:t>
+            </w:r>
+          </w:p>
+        </w:tc>
+        <w:tc>
+          <w:tcPr>
+            <w:tcW w:type="dxa" w:w="3656"/>
+          </w:tcPr>
+          <w:p>
+            <w:r>
+              <w:t>The user requested outstanding tests and repository cleanup. Failures and partial answers were retained. No individual contribution or human test approval is inferred.</w:t>
+            </w:r>
+          </w:p>
+        </w:tc>
+        <w:tc>
+          <w:tcPr>
+            <w:tcW w:type="dxa" w:w="3628"/>
+          </w:tcPr>
+          <w:p>
+            <w:r>
+              <w:t>evidence/final/scenario_assessment.json; docs/evaluation/Evaluation_Results.docx</w:t>
+            </w:r>
+          </w:p>
+        </w:tc>
+      </w:tr>
+      <w:tr>
+        <w:trPr>
+          <w:cantSplit/>
+        </w:trPr>
+        <w:tc>
+          <w:tcPr>
+            <w:tcW w:type="dxa" w:w="1278"/>
+          </w:tcPr>
+          <w:p>
+            <w:r>
+              <w:t>22/10/2026</w:t>
+            </w:r>
+          </w:p>
+        </w:tc>
+        <w:tc>
+          <w:tcPr>
+            <w:tcW w:type="dxa" w:w="1448"/>
+          </w:tcPr>
+          <w:p>
+            <w:r>
+              <w:t>Broaden BudgetMe corpus</w:t>
+            </w:r>
+          </w:p>
+        </w:tc>
+        <w:tc>
+          <w:tcPr>
+            <w:tcW w:type="dxa" w:w="1234"/>
+          </w:tcPr>
+          <w:p>
+            <w:r>
+              <w:t>Codex</w:t>
+            </w:r>
+          </w:p>
+        </w:tc>
+        <w:tc>
+          <w:tcPr>
+            <w:tcW w:type="dxa" w:w="2160"/>
+          </w:tcPr>
+          <w:p>
+            <w:r>
+              <w:t>Converted the supplied SRS into six groups and added four focused evidence documents. Updated both registers and checked retrieval.</w:t>
+            </w:r>
+          </w:p>
+        </w:tc>
+        <w:tc>
+          <w:tcPr>
+            <w:tcW w:type="dxa" w:w="1525"/>
+          </w:tcPr>
+          <w:p>
+            <w:r>
+              <w:t>Added at the user's request</w:t>
+            </w:r>
+          </w:p>
+        </w:tc>
+        <w:tc>
+          <w:tcPr>
+            <w:tcW w:type="dxa" w:w="3656"/>
+          </w:tcPr>
+          <w:p>
+            <w:r>
+              <w:t>The user approved the proposed expansion. All 34 retrieval checks and 66 offline checks passed. Source-derived requirements, proposed targets and observed results remain distinct.</w:t>
+            </w:r>
+          </w:p>
+        </w:tc>
+        <w:tc>
+          <w:tcPr>
+            <w:tcW w:type="dxa" w:w="3628"/>
+          </w:tcPr>
+          <w:p>
+            <w:r>
+              <w:t>evidence/traces/corpus_expansion_20261022.json; evidence/traces/corpus_index_20261022/verification.json</w:t>
+            </w:r>
           </w:p>
         </w:tc>
       </w:tr>
@@ -723,6 +942,7 @@
     </w:p>
     <w:p>
       <w:pPr>
+        <w:keepNext/>
         <w:rPr>
           <w:b/>
           <w:bCs/>
@@ -752,6 +972,9 @@
         <w:gridCol w:w="1844"/>
       </w:tblGrid>
       <w:tr>
+        <w:trPr>
+          <w:cantSplit/>
+        </w:trPr>
         <w:tc>
           <w:tcPr>
             <w:tcW w:w="2137" w:type="dxa"/>
@@ -759,6 +982,7 @@
           </w:tcPr>
           <w:p>
             <w:pPr>
+              <w:keepNext/>
               <w:spacing w:after="160" w:line="259" w:lineRule="auto"/>
             </w:pPr>
             <w:r>
@@ -776,6 +1000,7 @@
           </w:tcPr>
           <w:p>
             <w:pPr>
+              <w:keepNext/>
               <w:spacing w:after="160" w:line="259" w:lineRule="auto"/>
             </w:pPr>
             <w:r>
@@ -793,6 +1018,7 @@
           </w:tcPr>
           <w:p>
             <w:pPr>
+              <w:keepNext/>
               <w:spacing w:after="160" w:line="259" w:lineRule="auto"/>
             </w:pPr>
             <w:r>
@@ -810,6 +1036,7 @@
           </w:tcPr>
           <w:p>
             <w:pPr>
+              <w:keepNext/>
               <w:spacing w:after="160" w:line="259" w:lineRule="auto"/>
             </w:pPr>
             <w:r>
@@ -827,6 +1054,7 @@
           </w:tcPr>
           <w:p>
             <w:pPr>
+              <w:keepNext/>
               <w:spacing w:after="160" w:line="259" w:lineRule="auto"/>
             </w:pPr>
             <w:r>
@@ -844,6 +1072,7 @@
           </w:tcPr>
           <w:p>
             <w:pPr>
+              <w:keepNext/>
               <w:spacing w:after="160" w:line="259" w:lineRule="auto"/>
             </w:pPr>
             <w:r>
@@ -861,6 +1090,7 @@
           </w:tcPr>
           <w:p>
             <w:pPr>
+              <w:keepNext/>
               <w:spacing w:after="160" w:line="259" w:lineRule="auto"/>
             </w:pPr>
             <w:r>
@@ -873,6 +1103,9 @@
         </w:tc>
       </w:tr>
       <w:tr>
+        <w:trPr>
+          <w:cantSplit/>
+        </w:trPr>
         <w:tc>
           <w:tcPr>
             <w:tcW w:w="2137" w:type="dxa"/>
@@ -1417,7 +1650,6 @@
   <w:style w:type="character" w:default="1" w:styleId="DefaultParagraphFont">
     <w:name w:val="Default Paragraph Font"/>
     <w:uiPriority w:val="1"/>
-    <w:semiHidden/>
     <w:unhideWhenUsed/>
   </w:style>
   <w:style w:type="table" w:default="1" w:styleId="TableNormal">

--- a/docs/AI-Engineering-Log.docx
+++ b/docs/AI-Engineering-Log.docx
@@ -29,7 +29,7 @@
     </w:p>
     <w:p>
       <w:r>
-        <w:t>This log shows where we used AI in the QA Agent project, what it suggested, and what we decided to keep, change or reject. We record the decisions that affected our work, rather than every question we asked AI.</w:t>
+        <w:t>We use this log to record how AI helped with our QA Agent project, what it suggested, and what we kept, changed or rejected. We record the decisions that affected our work, rather than every question we asked AI.</w:t>
       </w:r>
     </w:p>
     <w:p>
@@ -49,7 +49,7 @@
     </w:p>
     <w:p>
       <w:r>
-        <w:t>For each important interaction, write down what we were doing, which AI tool we used, what it produced, and why we accepted, changed or rejected it. Add the actual date and a link to the prompt, output, test result or commit. Leave anything we cannot confirm blank until we check it.</w:t>
+        <w:t>For each important interaction, we record the task, AI tool, output and decision, with the actual date and supporting prompt, result or commit. We leave unconfirmed details blank until we can check them.</w:t>
       </w:r>
     </w:p>
     <w:p>
@@ -70,18 +70,19 @@
     <w:tbl>
       <w:tblPr>
         <w:tblStyle w:val="TableGrid"/>
-        <w:tblW w:w="14929" w:type="dxa"/>
+        <w:tblW w:w="14434" w:type="dxa"/>
         <w:tblInd w:w="-815" w:type="dxa"/>
+        <w:tblLayout w:type="fixed"/>
         <w:tblLook w:val="04A0" w:firstRow="1" w:lastRow="0" w:firstColumn="1" w:lastColumn="0" w:noHBand="0" w:noVBand="1"/>
       </w:tblPr>
       <w:tblGrid>
         <w:gridCol w:w="1278"/>
-        <w:gridCol w:w="1448"/>
-        <w:gridCol w:w="1234"/>
-        <w:gridCol w:w="2160"/>
-        <w:gridCol w:w="1525"/>
-        <w:gridCol w:w="3656"/>
-        <w:gridCol w:w="3628"/>
+        <w:gridCol w:w="1423"/>
+        <w:gridCol w:w="1453"/>
+        <w:gridCol w:w="1696"/>
+        <w:gridCol w:w="1890"/>
+        <w:gridCol w:w="2970"/>
+        <w:gridCol w:w="3724"/>
       </w:tblGrid>
       <w:tr>
         <w:trPr>
@@ -107,7 +108,7 @@
         </w:tc>
         <w:tc>
           <w:tcPr>
-            <w:tcW w:w="1448" w:type="dxa"/>
+            <w:tcW w:w="1423" w:type="dxa"/>
             <w:hideMark/>
           </w:tcPr>
           <w:p>
@@ -125,7 +126,7 @@
         </w:tc>
         <w:tc>
           <w:tcPr>
-            <w:tcW w:w="1234" w:type="dxa"/>
+            <w:tcW w:w="1453" w:type="dxa"/>
             <w:hideMark/>
           </w:tcPr>
           <w:p>
@@ -143,7 +144,7 @@
         </w:tc>
         <w:tc>
           <w:tcPr>
-            <w:tcW w:w="2160" w:type="dxa"/>
+            <w:tcW w:w="1696" w:type="dxa"/>
             <w:hideMark/>
           </w:tcPr>
           <w:p>
@@ -161,7 +162,7 @@
         </w:tc>
         <w:tc>
           <w:tcPr>
-            <w:tcW w:w="1525" w:type="dxa"/>
+            <w:tcW w:w="1890" w:type="dxa"/>
             <w:hideMark/>
           </w:tcPr>
           <w:p>
@@ -179,7 +180,7 @@
         </w:tc>
         <w:tc>
           <w:tcPr>
-            <w:tcW w:w="3656" w:type="dxa"/>
+            <w:tcW w:w="2970" w:type="dxa"/>
             <w:hideMark/>
           </w:tcPr>
           <w:p>
@@ -197,7 +198,7 @@
         </w:tc>
         <w:tc>
           <w:tcPr>
-            <w:tcW w:w="3628" w:type="dxa"/>
+            <w:tcW w:w="3724" w:type="dxa"/>
             <w:hideMark/>
           </w:tcPr>
           <w:p>
@@ -211,6 +212,503 @@
                 <w:b/>
               </w:rPr>
               <w:t>Evidence to attach</w:t>
+            </w:r>
+          </w:p>
+        </w:tc>
+      </w:tr>
+      <w:tr>
+        <w:trPr>
+          <w:cantSplit/>
+          <w:cantSplit/>
+        </w:trPr>
+        <w:tc>
+          <w:tcPr>
+            <w:tcW w:w="1278" w:type="dxa"/>
+            <w:hideMark/>
+          </w:tcPr>
+          <w:p>
+            <w:pPr>
+              <w:spacing w:after="160" w:line="259" w:lineRule="auto"/>
+            </w:pPr>
+            <w:r>
+              <w:t>10/9/2026</w:t>
+            </w:r>
+          </w:p>
+          <w:p>
+            <w:pPr>
+              <w:spacing w:after="160" w:line="259" w:lineRule="auto"/>
+            </w:pPr>
+            <w:r>
+              <w:t>(Angom Joyce Rita)</w:t>
+            </w:r>
+          </w:p>
+        </w:tc>
+        <w:tc>
+          <w:tcPr>
+            <w:tcW w:w="1423" w:type="dxa"/>
+            <w:hideMark/>
+          </w:tcPr>
+          <w:p>
+            <w:pPr>
+              <w:spacing w:after="160" w:line="259" w:lineRule="auto"/>
+            </w:pPr>
+            <w:r>
+              <w:t>Prepare the 10 evaluation requirements</w:t>
+            </w:r>
+          </w:p>
+        </w:tc>
+        <w:tc>
+          <w:tcPr>
+            <w:tcW w:w="1453" w:type="dxa"/>
+            <w:hideMark/>
+          </w:tcPr>
+          <w:p>
+            <w:pPr>
+              <w:spacing w:after="160" w:line="259" w:lineRule="auto"/>
+            </w:pPr>
+            <w:r>
+              <w:t>ChatGPT</w:t>
+            </w:r>
+          </w:p>
+        </w:tc>
+        <w:tc>
+          <w:tcPr>
+            <w:tcW w:w="1696" w:type="dxa"/>
+            <w:hideMark/>
+          </w:tcPr>
+          <w:p>
+            <w:pPr>
+              <w:spacing w:after="160" w:line="259" w:lineRule="auto"/>
+            </w:pPr>
+            <w:r>
+              <w:t>We used ChatGPT to suggest 10 requirements and expected behaviours covering several test types.</w:t>
+            </w:r>
+          </w:p>
+        </w:tc>
+        <w:tc>
+          <w:tcPr>
+            <w:tcW w:w="1890" w:type="dxa"/>
+            <w:hideMark/>
+          </w:tcPr>
+          <w:p>
+            <w:pPr>
+              <w:spacing w:after="160" w:line="259" w:lineRule="auto"/>
+            </w:pPr>
+            <w:r>
+              <w:t>Accepted after review</w:t>
+            </w:r>
+          </w:p>
+        </w:tc>
+        <w:tc>
+          <w:tcPr>
+            <w:tcW w:w="2970" w:type="dxa"/>
+            <w:hideMark/>
+          </w:tcPr>
+          <w:p>
+            <w:pPr>
+              <w:spacing w:after="160" w:line="259" w:lineRule="auto"/>
+            </w:pPr>
+            <w:r>
+              <w:t>We kept the cases for prompt testing. We send Qwen only the requirement, not the expected-behavior guide used to judge its answers.</w:t>
+            </w:r>
+          </w:p>
+        </w:tc>
+        <w:tc>
+          <w:tcPr>
+            <w:tcW w:w="3724" w:type="dxa"/>
+            <w:hideMark/>
+          </w:tcPr>
+          <w:p>
+            <w:pPr>
+              <w:spacing w:after="160" w:line="259" w:lineRule="auto"/>
+            </w:pPr>
+            <w:r>
+              <w:t>https://chatgpt.com/share/6ad21b23-ff8c-83ea-9617-dfc2bcb96cf6</w:t>
+            </w:r>
+          </w:p>
+        </w:tc>
+      </w:tr>
+      <w:tr>
+        <w:trPr>
+          <w:cantSplit/>
+          <w:cantSplit/>
+        </w:trPr>
+        <w:tc>
+          <w:tcPr>
+            <w:tcW w:w="1278" w:type="dxa"/>
+            <w:hideMark/>
+          </w:tcPr>
+          <w:p>
+            <w:pPr>
+              <w:spacing w:after="160" w:line="259" w:lineRule="auto"/>
+            </w:pPr>
+            <w:r>
+              <w:t>10/9/2026</w:t>
+            </w:r>
+          </w:p>
+          <w:p>
+            <w:pPr>
+              <w:spacing w:after="160" w:line="259" w:lineRule="auto"/>
+            </w:pPr>
+            <w:r>
+              <w:t>(Angom Joyce Rita)</w:t>
+            </w:r>
+          </w:p>
+        </w:tc>
+        <w:tc>
+          <w:tcPr>
+            <w:tcW w:w="1423" w:type="dxa"/>
+            <w:hideMark/>
+          </w:tcPr>
+          <w:p>
+            <w:pPr>
+              <w:spacing w:after="160" w:line="259" w:lineRule="auto"/>
+            </w:pPr>
+            <w:r>
+              <w:t>Revise the QA Agent prompt</w:t>
+            </w:r>
+          </w:p>
+        </w:tc>
+        <w:tc>
+          <w:tcPr>
+            <w:tcW w:w="1453" w:type="dxa"/>
+            <w:hideMark/>
+          </w:tcPr>
+          <w:p>
+            <w:pPr>
+              <w:spacing w:after="160" w:line="259" w:lineRule="auto"/>
+            </w:pPr>
+            <w:r>
+              <w:t>ChatGPT, with team review</w:t>
+            </w:r>
+          </w:p>
+        </w:tc>
+        <w:tc>
+          <w:tcPr>
+            <w:tcW w:w="1696" w:type="dxa"/>
+            <w:hideMark/>
+          </w:tcPr>
+          <w:p>
+            <w:pPr>
+              <w:spacing w:after="160" w:line="259" w:lineRule="auto"/>
+            </w:pPr>
+            <w:r>
+              <w:t>We used ChatGPT to help draft and revise prompt versions v1.0 to v1.1.</w:t>
+            </w:r>
+            <w:r/>
+            <w:r/>
+          </w:p>
+        </w:tc>
+        <w:tc>
+          <w:tcPr>
+            <w:tcW w:w="1890" w:type="dxa"/>
+            <w:hideMark/>
+          </w:tcPr>
+          <w:p>
+            <w:pPr>
+              <w:spacing w:after="160" w:line="259" w:lineRule="auto"/>
+            </w:pPr>
+            <w:r>
+              <w:t>Accepted after review</w:t>
+            </w:r>
+          </w:p>
+        </w:tc>
+        <w:tc>
+          <w:tcPr>
+            <w:tcW w:w="2970" w:type="dxa"/>
+            <w:hideMark/>
+          </w:tcPr>
+          <w:p>
+            <w:pPr>
+              <w:spacing w:after="160" w:line="259" w:lineRule="auto"/>
+            </w:pPr>
+            <w:r>
+              <w:t>We kept the same seven sections but changed the instructions after checking where Qwen invented expected results.</w:t>
+            </w:r>
+          </w:p>
+        </w:tc>
+        <w:tc>
+          <w:tcPr>
+            <w:tcW w:w="3724" w:type="dxa"/>
+            <w:hideMark/>
+          </w:tcPr>
+          <w:p>
+            <w:pPr>
+              <w:spacing w:after="160" w:line="259" w:lineRule="auto"/>
+            </w:pPr>
+            <w:r>
+              <w:t>https://chatgpt.com/share/6ad21da7-b770-83e9-b8b6-2d929ead2ac1</w:t>
+            </w:r>
+          </w:p>
+        </w:tc>
+      </w:tr>
+      <w:tr>
+        <w:trPr>
+          <w:cantSplit/>
+          <w:cantSplit/>
+        </w:trPr>
+        <w:tc>
+          <w:tcPr>
+            <w:tcW w:w="1278" w:type="dxa"/>
+          </w:tcPr>
+          <w:p>
+            <w:pPr>
+              <w:spacing w:after="160" w:line="259" w:lineRule="auto"/>
+            </w:pPr>
+            <w:r>
+              <w:lastRenderedPageBreak/>
+              <w:t>17/10/2026</w:t>
+            </w:r>
+          </w:p>
+          <w:p>
+            <w:pPr>
+              <w:spacing w:after="160" w:line="259" w:lineRule="auto"/>
+            </w:pPr>
+            <w:r>
+              <w:t>(Angom Joyce Rita)</w:t>
+            </w:r>
+          </w:p>
+        </w:tc>
+        <w:tc>
+          <w:tcPr>
+            <w:tcW w:w="1423" w:type="dxa"/>
+          </w:tcPr>
+          <w:p>
+            <w:pPr>
+              <w:spacing w:after="160" w:line="259" w:lineRule="auto"/>
+            </w:pPr>
+            <w:r>
+              <w:t>Troubleshoot Groq Api errors</w:t>
+            </w:r>
+          </w:p>
+        </w:tc>
+        <w:tc>
+          <w:tcPr>
+            <w:tcW w:w="1453" w:type="dxa"/>
+          </w:tcPr>
+          <w:p>
+            <w:pPr>
+              <w:spacing w:after="160" w:line="259" w:lineRule="auto"/>
+            </w:pPr>
+            <w:r>
+              <w:t>ChatGPT</w:t>
+            </w:r>
+          </w:p>
+        </w:tc>
+        <w:tc>
+          <w:tcPr>
+            <w:tcW w:w="1696" w:type="dxa"/>
+          </w:tcPr>
+          <w:p>
+            <w:pPr>
+              <w:spacing w:after="160" w:line="259" w:lineRule="auto"/>
+            </w:pPr>
+            <w:r>
+              <w:t>We used ChatGPT to investigate HTTP 413 request-size errors and rate limits. It suggested reducing context, limiting retrieved documents and pacing API requests.</w:t>
+            </w:r>
+          </w:p>
+        </w:tc>
+        <w:tc>
+          <w:tcPr>
+            <w:tcW w:w="1890" w:type="dxa"/>
+          </w:tcPr>
+          <w:p>
+            <w:pPr>
+              <w:spacing w:after="160" w:line="259" w:lineRule="auto"/>
+            </w:pPr>
+            <w:r>
+              <w:t>Accepted suggestions for further testing</w:t>
+            </w:r>
+          </w:p>
+        </w:tc>
+        <w:tc>
+          <w:tcPr>
+            <w:tcW w:w="2970" w:type="dxa"/>
+          </w:tcPr>
+          <w:p>
+            <w:pPr>
+              <w:spacing w:after="160" w:line="259" w:lineRule="auto"/>
+            </w:pPr>
+            <w:r>
+              <w:t>We identified that the QA Agent may be sending too much information to the model. We decided to review how context is retrieved and sent before making changes. The fixes still need to be tested.</w:t>
+            </w:r>
+          </w:p>
+        </w:tc>
+        <w:tc>
+          <w:tcPr>
+            <w:tcW w:w="3724" w:type="dxa"/>
+          </w:tcPr>
+          <w:p>
+            <w:pPr>
+              <w:spacing w:after="160" w:line="259" w:lineRule="auto"/>
+            </w:pPr>
+            <w:r>
+              <w:t>https://chatgpt.com/share/6ada20ff-c31c-83e8-b283-249c0be588d4</w:t>
+            </w:r>
+          </w:p>
+        </w:tc>
+      </w:tr>
+      <w:tr>
+        <w:trPr>
+          <w:cantSplit/>
+          <w:cantSplit/>
+        </w:trPr>
+        <w:tc>
+          <w:tcPr>
+            <w:tcW w:w="1278" w:type="dxa"/>
+          </w:tcPr>
+          <w:p>
+            <w:r>
+              <w:t>1</w:t>
+            </w:r>
+            <w:r>
+              <w:t>2/10/2026</w:t>
+            </w:r>
+          </w:p>
+          <w:p>
+            <w:r>
+              <w:t>(Onyanga Ambrose)</w:t>
+            </w:r>
+          </w:p>
+        </w:tc>
+        <w:tc>
+          <w:tcPr>
+            <w:tcW w:w="1423" w:type="dxa"/>
+          </w:tcPr>
+          <w:p>
+            <w:r>
+              <w:t>Broaden BudgetMe corpus</w:t>
+            </w:r>
+          </w:p>
+        </w:tc>
+        <w:tc>
+          <w:tcPr>
+            <w:tcW w:w="1453" w:type="dxa"/>
+          </w:tcPr>
+          <w:p>
+            <w:r>
+              <w:t>Codex</w:t>
+            </w:r>
+          </w:p>
+        </w:tc>
+        <w:tc>
+          <w:tcPr>
+            <w:tcW w:w="1696" w:type="dxa"/>
+          </w:tcPr>
+          <w:p>
+            <w:r>
+              <w:t>We used Codex to convert the supplied SRS into six groups, add four focused evidence documents, update both registers and check retrieval.</w:t>
+            </w:r>
+          </w:p>
+        </w:tc>
+        <w:tc>
+          <w:tcPr>
+            <w:tcW w:w="1890" w:type="dxa"/>
+          </w:tcPr>
+          <w:p>
+            <w:r>
+              <w:t>A</w:t>
+            </w:r>
+            <w:r>
+              <w:t>ccepted</w:t>
+            </w:r>
+          </w:p>
+        </w:tc>
+        <w:tc>
+          <w:tcPr>
+            <w:tcW w:w="2970" w:type="dxa"/>
+          </w:tcPr>
+          <w:p>
+            <w:r>
+              <w:t>We retained the 34 retrieval checks and kept source-derived requirements, proposed targets and observed results distinct. We still need to reconcile the entry date of 12/10/2026 with the linked evidence dated 22 October 2026.</w:t>
+            </w:r>
+          </w:p>
+        </w:tc>
+        <w:tc>
+          <w:tcPr>
+            <w:tcW w:w="3724" w:type="dxa"/>
+          </w:tcPr>
+          <w:p>
+            <w:r>
+              <w:t>evidence/traces/corpus_expansion_20261022.json; evidence/traces/corpus_index_20261022/verification.json</w:t>
+            </w:r>
+          </w:p>
+        </w:tc>
+      </w:tr>
+      <w:tr>
+        <w:trPr>
+          <w:cantSplit/>
+          <w:cantSplit/>
+        </w:trPr>
+        <w:tc>
+          <w:tcPr>
+            <w:tcW w:type="dxa" w:w="1278"/>
+          </w:tcPr>
+          <w:p>
+            <w:r>
+              <w:t>23/10/2026</w:t>
+              <w:br/>
+              <w:t>Automated evaluation support</w:t>
+            </w:r>
+          </w:p>
+        </w:tc>
+        <w:tc>
+          <w:tcPr>
+            <w:tcW w:type="dxa" w:w="1423"/>
+          </w:tcPr>
+          <w:p>
+            <w:r>
+              <w:t>Evaluate saved question sets and test suites</w:t>
+            </w:r>
+          </w:p>
+        </w:tc>
+        <w:tc>
+          <w:tcPr>
+            <w:tcW w:type="dxa" w:w="1453"/>
+          </w:tcPr>
+          <w:p>
+            <w:r>
+              <w:t>Codex; Groq qwen/qwen3.8-27b</w:t>
+            </w:r>
+          </w:p>
+        </w:tc>
+        <w:tc>
+          <w:tcPr>
+            <w:tcW w:type="dxa" w:w="1696"/>
+          </w:tcPr>
+          <w:p>
+            <w:r>
+              <w:t>We used Codex to run the saved suites, handle provider resets, assess responses and update evaluation records.</w:t>
+            </w:r>
+          </w:p>
+        </w:tc>
+        <w:tc>
+          <w:tcPr>
+            <w:tcW w:type="dxa" w:w="1890"/>
+          </w:tcPr>
+          <w:p>
+            <w:r>
+              <w:t>We kept all failures and explicit retests.</w:t>
+            </w:r>
+          </w:p>
+        </w:tc>
+        <w:tc>
+          <w:tcPr>
+            <w:tcW w:type="dxa" w:w="2970"/>
+          </w:tcPr>
+          <w:p>
+            <w:r>
+              <w:t>We used project excerpts and synthetic questions with explicit authorisation. We recorded the evaluation caps; independent human acceptance is still pending.</w:t>
+            </w:r>
+          </w:p>
+        </w:tc>
+        <w:tc>
+          <w:tcPr>
+            <w:tcW w:type="dxa" w:w="3724"/>
+          </w:tcPr>
+          <w:p>
+            <w:r>
+              <w:t>docs/evaluation/Evaluation_Rerun_20261023.docx; evidence/traces/evaluation_rerun_20261023T100935Z/run_summary.json</w:t>
             </w:r>
           </w:p>
         </w:tc>
@@ -221,652 +719,27 @@
         </w:trPr>
         <w:tc>
           <w:tcPr>
-            <w:tcW w:w="1278" w:type="dxa"/>
-            <w:hideMark/>
-          </w:tcPr>
-          <w:p>
-            <w:pPr>
-              <w:spacing w:after="160" w:line="259" w:lineRule="auto"/>
-            </w:pPr>
-            <w:r>
-              <w:t>10/9/2026</w:t>
-            </w:r>
-          </w:p>
-          <w:p>
-            <w:pPr>
-              <w:spacing w:after="160" w:line="259" w:lineRule="auto"/>
-            </w:pPr>
-            <w:r>
-              <w:t>(Angom Joyce)</w:t>
-            </w:r>
-          </w:p>
-        </w:tc>
-        <w:tc>
-          <w:tcPr>
-            <w:tcW w:w="1448" w:type="dxa"/>
-            <w:hideMark/>
-          </w:tcPr>
-          <w:p>
-            <w:pPr>
-              <w:spacing w:after="160" w:line="259" w:lineRule="auto"/>
-            </w:pPr>
-            <w:r>
-              <w:t>Prepare the 10 evaluation requirements</w:t>
-            </w:r>
-          </w:p>
-        </w:tc>
-        <w:tc>
-          <w:tcPr>
-            <w:tcW w:w="1234" w:type="dxa"/>
-            <w:hideMark/>
-          </w:tcPr>
-          <w:p>
-            <w:pPr>
-              <w:spacing w:after="160" w:line="259" w:lineRule="auto"/>
-            </w:pPr>
-            <w:r>
-              <w:t>ChatGPT</w:t>
-            </w:r>
-          </w:p>
-        </w:tc>
-        <w:tc>
-          <w:tcPr>
-            <w:tcW w:w="2160" w:type="dxa"/>
-            <w:hideMark/>
-          </w:tcPr>
-          <w:p>
-            <w:pPr>
-              <w:spacing w:after="160" w:line="259" w:lineRule="auto"/>
-            </w:pPr>
-            <w:r>
-              <w:t>Suggested 10 requirements and expected behaviors covering several types of software tests.</w:t>
-            </w:r>
-          </w:p>
-        </w:tc>
-        <w:tc>
-          <w:tcPr>
-            <w:tcW w:w="1525" w:type="dxa"/>
-            <w:hideMark/>
-          </w:tcPr>
-          <w:p>
-            <w:pPr>
-              <w:spacing w:after="160" w:line="259" w:lineRule="auto"/>
-            </w:pPr>
-            <w:r>
-              <w:t>Accepted after review</w:t>
-            </w:r>
-          </w:p>
-        </w:tc>
-        <w:tc>
-          <w:tcPr>
-            <w:tcW w:w="3656" w:type="dxa"/>
-            <w:hideMark/>
-          </w:tcPr>
-          <w:p>
-            <w:pPr>
-              <w:spacing w:after="160" w:line="259" w:lineRule="auto"/>
-            </w:pPr>
-            <w:r>
-              <w:t>We kept the cases for prompt testing. We send Qwen only the requirement, not the expected-behavior guide used to judge its answers.</w:t>
-            </w:r>
-          </w:p>
-        </w:tc>
-        <w:tc>
-          <w:tcPr>
-            <w:tcW w:w="3628" w:type="dxa"/>
-            <w:hideMark/>
-          </w:tcPr>
-          <w:p>
-            <w:pPr>
-              <w:spacing w:after="160" w:line="259" w:lineRule="auto"/>
-            </w:pPr>
-            <w:r>
-              <w:t>https://chatgpt.com/share/6ad21b23-ff8c-83ea-9617-dfc2bcb96cf6</w:t>
-            </w:r>
-          </w:p>
-        </w:tc>
-      </w:tr>
-      <w:tr>
-        <w:trPr>
-          <w:cantSplit/>
-        </w:trPr>
-        <w:tc>
-          <w:tcPr>
-            <w:tcW w:w="1278" w:type="dxa"/>
-            <w:hideMark/>
-          </w:tcPr>
-          <w:p>
-            <w:pPr>
-              <w:spacing w:after="160" w:line="259" w:lineRule="auto"/>
-            </w:pPr>
-            <w:r>
-              <w:t>10/9/2026</w:t>
-            </w:r>
-          </w:p>
-          <w:p>
-            <w:pPr>
-              <w:spacing w:after="160" w:line="259" w:lineRule="auto"/>
-            </w:pPr>
-            <w:r>
-              <w:t>(Angom Joyce)</w:t>
-            </w:r>
-          </w:p>
-        </w:tc>
-        <w:tc>
-          <w:tcPr>
-            <w:tcW w:w="1448" w:type="dxa"/>
-            <w:hideMark/>
-          </w:tcPr>
-          <w:p>
-            <w:pPr>
-              <w:spacing w:after="160" w:line="259" w:lineRule="auto"/>
-            </w:pPr>
-            <w:r>
-              <w:t>Revise the QA Agent prompt</w:t>
-            </w:r>
-          </w:p>
-        </w:tc>
-        <w:tc>
-          <w:tcPr>
-            <w:tcW w:w="1234" w:type="dxa"/>
-            <w:hideMark/>
-          </w:tcPr>
-          <w:p>
-            <w:pPr>
-              <w:spacing w:after="160" w:line="259" w:lineRule="auto"/>
-            </w:pPr>
-            <w:r>
-              <w:t>ChatGPT, with team review</w:t>
-            </w:r>
-          </w:p>
-        </w:tc>
-        <w:tc>
-          <w:tcPr>
-            <w:tcW w:w="2160" w:type="dxa"/>
-            <w:hideMark/>
-          </w:tcPr>
-          <w:p>
-            <w:pPr>
-              <w:spacing w:after="160" w:line="259" w:lineRule="auto"/>
-            </w:pPr>
-            <w:r>
-              <w:t>Helped draft and revise prompt versions v1.0 to v1.</w:t>
-            </w:r>
-            <w:r>
-              <w:t>1</w:t>
-            </w:r>
-            <w:r>
-              <w:t>.</w:t>
-            </w:r>
-          </w:p>
-        </w:tc>
-        <w:tc>
-          <w:tcPr>
-            <w:tcW w:w="1525" w:type="dxa"/>
-            <w:hideMark/>
-          </w:tcPr>
-          <w:p>
-            <w:pPr>
-              <w:spacing w:after="160" w:line="259" w:lineRule="auto"/>
-            </w:pPr>
-            <w:r>
-              <w:t>Accepted after review</w:t>
-            </w:r>
-          </w:p>
-        </w:tc>
-        <w:tc>
-          <w:tcPr>
-            <w:tcW w:w="3656" w:type="dxa"/>
-            <w:hideMark/>
-          </w:tcPr>
-          <w:p>
-            <w:pPr>
-              <w:spacing w:after="160" w:line="259" w:lineRule="auto"/>
-            </w:pPr>
-            <w:r>
-              <w:t>We kept the same seven sections but changed the instructions after checking where Qwen invented expected results.</w:t>
-            </w:r>
-          </w:p>
-        </w:tc>
-        <w:tc>
-          <w:tcPr>
-            <w:tcW w:w="3628" w:type="dxa"/>
-            <w:hideMark/>
-          </w:tcPr>
-          <w:p>
-            <w:pPr>
-              <w:spacing w:after="160" w:line="259" w:lineRule="auto"/>
-            </w:pPr>
-            <w:r>
-              <w:t>https://chatgpt.com/share/6ad21da7-b770-83e9-b8b6-2d929ead2ac1</w:t>
-            </w:r>
-          </w:p>
-        </w:tc>
-      </w:tr>
-      <w:tr>
-        <w:trPr>
-          <w:cantSplit/>
-        </w:trPr>
-        <w:tc>
-          <w:tcPr>
-            <w:tcW w:w="1278" w:type="dxa"/>
-          </w:tcPr>
-          <w:p>
-            <w:pPr>
-              <w:spacing w:after="160" w:line="259" w:lineRule="auto"/>
-            </w:pPr>
-            <w:r>
-              <w:t>17/10/2026</w:t>
-            </w:r>
-          </w:p>
-          <w:p>
-            <w:pPr>
-              <w:spacing w:after="160" w:line="259" w:lineRule="auto"/>
-            </w:pPr>
-            <w:r>
-              <w:t>(Angom Joyce)</w:t>
-            </w:r>
-          </w:p>
-        </w:tc>
-        <w:tc>
-          <w:tcPr>
-            <w:tcW w:w="1448" w:type="dxa"/>
-          </w:tcPr>
-          <w:p>
-            <w:pPr>
-              <w:spacing w:after="160" w:line="259" w:lineRule="auto"/>
-            </w:pPr>
-            <w:r>
-              <w:t>Troubleshoot Groq Api errors</w:t>
-            </w:r>
-          </w:p>
-        </w:tc>
-        <w:tc>
-          <w:tcPr>
-            <w:tcW w:w="1234" w:type="dxa"/>
-          </w:tcPr>
-          <w:p>
-            <w:pPr>
-              <w:spacing w:after="160" w:line="259" w:lineRule="auto"/>
-            </w:pPr>
-            <w:r>
-              <w:t>ChatGPT</w:t>
-            </w:r>
-          </w:p>
-        </w:tc>
-        <w:tc>
-          <w:tcPr>
-            <w:tcW w:w="2160" w:type="dxa"/>
-          </w:tcPr>
-          <w:p>
-            <w:pPr>
-              <w:spacing w:after="160" w:line="259" w:lineRule="auto"/>
-            </w:pPr>
-            <w:r>
-              <w:t xml:space="preserve">Helped investigate the HTTP 413 request-too-large error and rate-limit </w:t>
-            </w:r>
-            <w:r>
-              <w:lastRenderedPageBreak/>
-              <w:t>errors during code generation. Suggested reducing the amount of context sent to Groq, limiting retrieved documents and managing API requests.</w:t>
-            </w:r>
-          </w:p>
-        </w:tc>
-        <w:tc>
-          <w:tcPr>
-            <w:tcW w:w="1525" w:type="dxa"/>
-          </w:tcPr>
-          <w:p>
-            <w:pPr>
-              <w:spacing w:after="160" w:line="259" w:lineRule="auto"/>
-            </w:pPr>
-            <w:r>
-              <w:lastRenderedPageBreak/>
-              <w:t>Accepted suggestions for further testing</w:t>
-            </w:r>
-          </w:p>
-        </w:tc>
-        <w:tc>
-          <w:tcPr>
-            <w:tcW w:w="3656" w:type="dxa"/>
-          </w:tcPr>
-          <w:p>
-            <w:pPr>
-              <w:spacing w:after="160" w:line="259" w:lineRule="auto"/>
-            </w:pPr>
-            <w:r>
-              <w:t xml:space="preserve">We identified that the QA Agent may be sending too much information to the model. We decided to review how context is retrieved and sent before </w:t>
-            </w:r>
-            <w:r>
-              <w:lastRenderedPageBreak/>
-              <w:t>making changes. The fixes still need to be tested.</w:t>
-            </w:r>
-          </w:p>
-        </w:tc>
-        <w:tc>
-          <w:tcPr>
-            <w:tcW w:w="3628" w:type="dxa"/>
-          </w:tcPr>
-          <w:p>
-            <w:pPr>
-              <w:spacing w:after="160" w:line="259" w:lineRule="auto"/>
-            </w:pPr>
-            <w:r>
-              <w:lastRenderedPageBreak/>
-              <w:t>https://chatgpt.com/share/6ada20ff-c31c-83e8-b283-249c0be588d4</w:t>
-            </w:r>
-          </w:p>
-        </w:tc>
-      </w:tr>
-      <w:tr>
-        <w:trPr>
-          <w:cantSplit/>
-        </w:trPr>
-        <w:tc>
-          <w:tcPr>
-            <w:tcW w:w="1278" w:type="dxa"/>
-          </w:tcPr>
-          <w:p>
-            <w:pPr>
-              <w:spacing w:after="160" w:line="259" w:lineRule="auto"/>
-            </w:pPr>
-          </w:p>
-        </w:tc>
-        <w:tc>
-          <w:tcPr>
-            <w:tcW w:w="1448" w:type="dxa"/>
-          </w:tcPr>
-          <w:p>
-            <w:pPr>
-              <w:spacing w:after="160" w:line="259" w:lineRule="auto"/>
-            </w:pPr>
-          </w:p>
-        </w:tc>
-        <w:tc>
-          <w:tcPr>
-            <w:tcW w:w="1234" w:type="dxa"/>
-          </w:tcPr>
-          <w:p>
-            <w:pPr>
-              <w:spacing w:after="160" w:line="259" w:lineRule="auto"/>
-            </w:pPr>
-          </w:p>
-        </w:tc>
-        <w:tc>
-          <w:tcPr>
-            <w:tcW w:w="2160" w:type="dxa"/>
-          </w:tcPr>
-          <w:p>
-            <w:pPr>
-              <w:spacing w:after="160" w:line="259" w:lineRule="auto"/>
-            </w:pPr>
-          </w:p>
-        </w:tc>
-        <w:tc>
-          <w:tcPr>
-            <w:tcW w:w="1525" w:type="dxa"/>
-          </w:tcPr>
-          <w:p>
-            <w:pPr>
-              <w:spacing w:after="160" w:line="259" w:lineRule="auto"/>
-            </w:pPr>
-          </w:p>
-        </w:tc>
-        <w:tc>
-          <w:tcPr>
-            <w:tcW w:w="3656" w:type="dxa"/>
-          </w:tcPr>
-          <w:p>
-            <w:pPr>
-              <w:spacing w:after="160" w:line="259" w:lineRule="auto"/>
-            </w:pPr>
-          </w:p>
-        </w:tc>
-        <w:tc>
-          <w:tcPr>
-            <w:tcW w:w="3628" w:type="dxa"/>
-          </w:tcPr>
-          <w:p>
-            <w:pPr>
-              <w:spacing w:after="160" w:line="259" w:lineRule="auto"/>
-            </w:pPr>
-          </w:p>
-        </w:tc>
-      </w:tr>
-      <w:tr>
-        <w:trPr>
-          <w:cantSplit/>
-        </w:trPr>
-        <w:tc>
-          <w:tcPr>
-            <w:tcW w:w="1278" w:type="dxa"/>
-          </w:tcPr>
-          <w:p>
-            <w:pPr>
-              <w:spacing w:after="160" w:line="259" w:lineRule="auto"/>
-            </w:pPr>
-          </w:p>
-        </w:tc>
-        <w:tc>
-          <w:tcPr>
-            <w:tcW w:w="1448" w:type="dxa"/>
-          </w:tcPr>
-          <w:p>
-            <w:pPr>
-              <w:spacing w:after="160" w:line="259" w:lineRule="auto"/>
-            </w:pPr>
-          </w:p>
-        </w:tc>
-        <w:tc>
-          <w:tcPr>
-            <w:tcW w:w="1234" w:type="dxa"/>
-          </w:tcPr>
-          <w:p>
-            <w:pPr>
-              <w:spacing w:after="160" w:line="259" w:lineRule="auto"/>
-            </w:pPr>
-          </w:p>
-        </w:tc>
-        <w:tc>
-          <w:tcPr>
-            <w:tcW w:w="2160" w:type="dxa"/>
-          </w:tcPr>
-          <w:p>
-            <w:pPr>
-              <w:spacing w:after="160" w:line="259" w:lineRule="auto"/>
-            </w:pPr>
-          </w:p>
-        </w:tc>
-        <w:tc>
-          <w:tcPr>
-            <w:tcW w:w="1525" w:type="dxa"/>
-          </w:tcPr>
-          <w:p>
-            <w:pPr>
-              <w:spacing w:after="160" w:line="259" w:lineRule="auto"/>
-            </w:pPr>
-          </w:p>
-        </w:tc>
-        <w:tc>
-          <w:tcPr>
-            <w:tcW w:w="3656" w:type="dxa"/>
-          </w:tcPr>
-          <w:p>
-            <w:pPr>
-              <w:spacing w:after="160" w:line="259" w:lineRule="auto"/>
-            </w:pPr>
-          </w:p>
-        </w:tc>
-        <w:tc>
-          <w:tcPr>
-            <w:tcW w:w="3628" w:type="dxa"/>
-          </w:tcPr>
-          <w:p>
-            <w:pPr>
-              <w:tabs>
-                <w:tab w:val="left" w:pos="1710"/>
-              </w:tabs>
-              <w:spacing w:after="160" w:line="259" w:lineRule="auto"/>
-            </w:pPr>
-          </w:p>
-        </w:tc>
-      </w:tr>
-      <w:tr>
-        <w:trPr>
-          <w:cantSplit/>
-        </w:trPr>
-        <w:tc>
-          <w:tcPr>
-            <w:tcW w:w="1278" w:type="dxa"/>
-          </w:tcPr>
-          <w:p/>
-        </w:tc>
-        <w:tc>
-          <w:tcPr>
-            <w:tcW w:w="1448" w:type="dxa"/>
-          </w:tcPr>
-          <w:p/>
-        </w:tc>
-        <w:tc>
-          <w:tcPr>
-            <w:tcW w:w="1234" w:type="dxa"/>
-          </w:tcPr>
-          <w:p/>
-        </w:tc>
-        <w:tc>
-          <w:tcPr>
-            <w:tcW w:w="2160" w:type="dxa"/>
-          </w:tcPr>
-          <w:p/>
-        </w:tc>
-        <w:tc>
-          <w:tcPr>
-            <w:tcW w:w="1525" w:type="dxa"/>
-          </w:tcPr>
-          <w:p/>
-        </w:tc>
-        <w:tc>
-          <w:tcPr>
-            <w:tcW w:w="3656" w:type="dxa"/>
-          </w:tcPr>
-          <w:p/>
-        </w:tc>
-        <w:tc>
-          <w:tcPr>
-            <w:tcW w:w="3628" w:type="dxa"/>
-          </w:tcPr>
-          <w:p>
-            <w:pPr>
-              <w:tabs>
-                <w:tab w:val="left" w:pos="1710"/>
-              </w:tabs>
-            </w:pPr>
-          </w:p>
-        </w:tc>
-      </w:tr>
-      <w:tr>
-        <w:trPr>
-          <w:cantSplit/>
-        </w:trPr>
-        <w:tc>
-          <w:tcPr>
             <w:tcW w:type="dxa" w:w="1278"/>
           </w:tcPr>
           <w:p>
             <w:r>
-              <w:t>22/10/2026</w:t>
-              <w:br/>
-              <w:t>Automated assistance session</w:t>
-            </w:r>
-          </w:p>
-        </w:tc>
-        <w:tc>
-          <w:tcPr>
-            <w:tcW w:type="dxa" w:w="1448"/>
-          </w:tcPr>
-          <w:p>
-            <w:r>
-              <w:t>Execute pending scenarios and update evidence</w:t>
-            </w:r>
-          </w:p>
-        </w:tc>
-        <w:tc>
-          <w:tcPr>
-            <w:tcW w:type="dxa" w:w="1234"/>
-          </w:tcPr>
-          <w:p>
-            <w:r>
-              <w:t>Codex; Groq qwen/qwen3.8-27b</w:t>
-            </w:r>
-          </w:p>
-        </w:tc>
-        <w:tc>
-          <w:tcPr>
-            <w:tcW w:type="dxa" w:w="2160"/>
-          </w:tcPr>
-          <w:p>
-            <w:r>
-              <w:t>Built a scenario harness, ran local and live checks, reviewed answers and revised evaluation documents.</w:t>
-            </w:r>
-          </w:p>
-        </w:tc>
-        <w:tc>
-          <w:tcPr>
-            <w:tcW w:type="dxa" w:w="1525"/>
-          </w:tcPr>
-          <w:p>
-            <w:r>
-              <w:t>Implemented and checked; human acceptance review remains separate</w:t>
-            </w:r>
-          </w:p>
-        </w:tc>
-        <w:tc>
-          <w:tcPr>
-            <w:tcW w:type="dxa" w:w="3656"/>
-          </w:tcPr>
-          <w:p>
-            <w:r>
-              <w:t>The user requested outstanding tests and repository cleanup. Failures and partial answers were retained. No individual contribution or human test approval is inferred.</w:t>
-            </w:r>
-          </w:p>
-        </w:tc>
-        <w:tc>
-          <w:tcPr>
-            <w:tcW w:type="dxa" w:w="3628"/>
-          </w:tcPr>
-          <w:p>
-            <w:r>
-              <w:t>evidence/final/scenario_assessment.json; docs/evaluation/Evaluation_Results.docx</w:t>
-            </w:r>
-          </w:p>
-        </w:tc>
-      </w:tr>
-      <w:tr>
-        <w:trPr>
-          <w:cantSplit/>
-        </w:trPr>
-        <w:tc>
-          <w:tcPr>
-            <w:tcW w:type="dxa" w:w="1278"/>
-          </w:tcPr>
-          <w:p>
-            <w:r>
-              <w:t>22/10/2026</w:t>
-            </w:r>
-          </w:p>
-        </w:tc>
-        <w:tc>
-          <w:tcPr>
-            <w:tcW w:type="dxa" w:w="1448"/>
-          </w:tcPr>
-          <w:p>
-            <w:r>
-              <w:t>Broaden BudgetMe corpus</w:t>
-            </w:r>
-          </w:p>
-        </w:tc>
-        <w:tc>
-          <w:tcPr>
-            <w:tcW w:type="dxa" w:w="1234"/>
+              <w:t>23/10/2026</w:t>
+            </w:r>
+          </w:p>
+        </w:tc>
+        <w:tc>
+          <w:tcPr>
+            <w:tcW w:type="dxa" w:w="1423"/>
+          </w:tcPr>
+          <w:p>
+            <w:r>
+              <w:t>Edit project documentation</w:t>
+            </w:r>
+          </w:p>
+        </w:tc>
+        <w:tc>
+          <w:tcPr>
+            <w:tcW w:type="dxa" w:w="1453"/>
           </w:tcPr>
           <w:p>
             <w:r>
@@ -876,41 +749,41 @@
         </w:tc>
         <w:tc>
           <w:tcPr>
-            <w:tcW w:type="dxa" w:w="2160"/>
-          </w:tcPr>
-          <w:p>
-            <w:r>
-              <w:t>Converted the supplied SRS into six groups and added four focused evidence documents. Updated both registers and checked retrieval.</w:t>
-            </w:r>
-          </w:p>
-        </w:tc>
-        <w:tc>
-          <w:tcPr>
-            <w:tcW w:type="dxa" w:w="1525"/>
-          </w:tcPr>
-          <w:p>
-            <w:r>
-              <w:t>Added at the user's request</w:t>
-            </w:r>
-          </w:p>
-        </w:tc>
-        <w:tc>
-          <w:tcPr>
-            <w:tcW w:type="dxa" w:w="3656"/>
-          </w:tcPr>
-          <w:p>
-            <w:r>
-              <w:t>The user approved the proposed expansion. All 34 retrieval checks and 66 offline checks passed. Source-derived requirements, proposed targets and observed results remain distinct.</w:t>
-            </w:r>
-          </w:p>
-        </w:tc>
-        <w:tc>
-          <w:tcPr>
-            <w:tcW w:type="dxa" w:w="3628"/>
-          </w:tcPr>
-          <w:p>
-            <w:r>
-              <w:t>evidence/traces/corpus_expansion_20261022.json; evidence/traces/corpus_index_20261022/verification.json</w:t>
+            <w:tcW w:type="dxa" w:w="1696"/>
+          </w:tcPr>
+          <w:p>
+            <w:r>
+              <w:t>We used Codex to revise our report narratives, project explanations and presenter notes into a consistent team voice.</w:t>
+            </w:r>
+          </w:p>
+        </w:tc>
+        <w:tc>
+          <w:tcPr>
+            <w:tcW w:type="dxa" w:w="1890"/>
+          </w:tcPr>
+          <w:p>
+            <w:r>
+              <w:t>We kept factual records and technical contracts intact.</w:t>
+            </w:r>
+          </w:p>
+        </w:tc>
+        <w:tc>
+          <w:tcPr>
+            <w:tcW w:type="dxa" w:w="2970"/>
+          </w:tcPr>
+          <w:p>
+            <w:r>
+              <w:t>We preserved dates, results and required AI records. We flagged the existing date mismatch for confirmation rather than assigning a new owner.</w:t>
+            </w:r>
+          </w:p>
+        </w:tc>
+        <w:tc>
+          <w:tcPr>
+            <w:tcW w:type="dxa" w:w="3724"/>
+          </w:tcPr>
+          <w:p>
+            <w:r>
+              <w:t>docs/weekly-reports/; docs/Final_Engineering_Report.docx; README.md; docs/presentation/Final_Presentation.pptx</w:t>
             </w:r>
           </w:p>
         </w:tc>
@@ -953,6 +826,7 @@
           <w:b/>
           <w:bCs/>
         </w:rPr>
+        <w:lastRenderedPageBreak/>
         <w:t>New entry template</w:t>
       </w:r>
     </w:p>
@@ -1208,6 +1082,7 @@
     </w:tbl>
     <w:p>
       <w:pPr>
+        <w:spacing w:after="0" w:line="20" w:lineRule="exact" w:before="0"/>
         <w:rPr>
           <w:b/>
           <w:bCs/>
@@ -1650,6 +1525,7 @@
   <w:style w:type="character" w:default="1" w:styleId="DefaultParagraphFont">
     <w:name w:val="Default Paragraph Font"/>
     <w:uiPriority w:val="1"/>
+    <w:semiHidden/>
     <w:unhideWhenUsed/>
   </w:style>
   <w:style w:type="table" w:default="1" w:styleId="TableNormal">
